--- a/Milestone 1 Presentation.docx
+++ b/Milestone 1 Presentation.docx
@@ -2,14 +2,98 @@
 <file path=word/document.xml><?xml version="1.0" encoding="utf-8"?>
 <w:document xmlns:wpc="http://schemas.microsoft.com/office/word/2010/wordprocessingCanvas" xmlns:cx="http://schemas.microsoft.com/office/drawing/2014/chartex" xmlns:cx1="http://schemas.microsoft.com/office/drawing/2015/9/8/chartex" xmlns:cx2="http://schemas.microsoft.com/office/drawing/2015/10/21/chartex" xmlns:cx3="http://schemas.microsoft.com/office/drawing/2016/5/9/chartex" xmlns:cx4="http://schemas.microsoft.com/office/drawing/2016/5/10/chartex" xmlns:cx5="http://schemas.microsoft.com/office/drawing/2016/5/11/chartex" xmlns:cx6="http://schemas.microsoft.com/office/drawing/2016/5/12/chartex" xmlns:cx7="http://schemas.microsoft.com/office/drawing/2016/5/13/chartex" xmlns:cx8="http://schemas.microsoft.com/office/drawing/2016/5/14/chartex" xmlns:mc="http://schemas.openxmlformats.org/markup-compatibility/2006" xmlns:aink="http://schemas.microsoft.com/office/drawing/2016/ink" xmlns:am3d="http://schemas.microsoft.com/office/drawing/2017/model3d" xmlns:o="urn:schemas-microsoft-com:office:office" xmlns:oel="http://schemas.microsoft.com/office/2019/extlst" xmlns:r="http://schemas.openxmlformats.org/officeDocument/2006/relationships" xmlns:m="http://schemas.openxmlformats.org/officeDocument/2006/math" xmlns:v="urn:schemas-microsoft-com:vml" xmlns:wp14="http://schemas.microsoft.com/office/word/2010/wordprocessingDrawing" xmlns:wp="http://schemas.openxmlformats.org/drawingml/2006/wordprocessingDrawing" xmlns:w10="urn:schemas-microsoft-com:office:word" xmlns:w="http://schemas.openxmlformats.org/wordprocessingml/2006/main" xmlns:w14="http://schemas.microsoft.com/office/word/2010/wordml" xmlns:w15="http://schemas.microsoft.com/office/word/2012/wordml" xmlns:w16cei="http://schemas.microsoft.com/office/word/2026/wordml/cei" xmlns:w16cex="http://schemas.microsoft.com/office/word/2018/wordml/cex" xmlns:w16cid="http://schemas.microsoft.com/office/word/2016/wordml/cid" xmlns:w16="http://schemas.microsoft.com/office/word/2018/wordml" xmlns:w16du="http://schemas.microsoft.com/office/word/2023/wordml/word16du" xmlns:w16sdtdh="http://schemas.microsoft.com/office/word/2020/wordml/sdtdatahash" xmlns:w16sdtfl="http://schemas.microsoft.com/office/word/2024/wordml/sdtformatlock" xmlns:w16se="http://schemas.microsoft.com/office/word/2015/wordml/symex" xmlns:wpg="http://schemas.microsoft.com/office/word/2010/wordprocessingGroup" xmlns:wpi="http://schemas.microsoft.com/office/word/2010/wordprocessingInk" xmlns:wne="http://schemas.microsoft.com/office/word/2006/wordml" xmlns:wps="http://schemas.microsoft.com/office/word/2010/wordprocessingShape" mc:Ignorable="w14 w15 w16se w16cid w16 w16cex w16sdtdh w16sdtfl w16du wp14">
   <w:body>
+    <w:p>
+      <w:pPr>
+        <w:pStyle w:val="Title"/>
+      </w:pPr>
+      <w:proofErr w:type="gramStart"/>
+      <w:r>
+        <w:t>ROAD  ACCIDENT</w:t>
+      </w:r>
+      <w:proofErr w:type="gramEnd"/>
+      <w:r>
+        <w:t xml:space="preserve"> </w:t>
+      </w:r>
+      <w:r>
+        <w:t xml:space="preserve"> ANALYSIS</w:t>
+      </w:r>
+    </w:p>
     <w:p/>
     <w:p>
       <w:r>
+        <w:t>DATASET OVERVIEW:</w:t>
+      </w:r>
+    </w:p>
+    <w:p>
+      <w:r>
+        <w:t xml:space="preserve">This project uses a Road Traffic Accident Dataset containing records of traffic accidents along with information about drivers, vehicles, road conditions, environmental factors, and casualties. It is used to </w:t>
+      </w:r>
+      <w:proofErr w:type="spellStart"/>
+      <w:r>
+        <w:t>analyze</w:t>
+      </w:r>
+      <w:proofErr w:type="spellEnd"/>
+      <w:r>
+        <w:t xml:space="preserve"> accident patterns, identify contributing factors, and support data-driven road safety insights.</w:t>
+      </w:r>
+    </w:p>
+    <w:p>
+      <w:r>
+        <w:t>Key features include:</w:t>
+      </w:r>
+    </w:p>
+    <w:p>
+      <w:r>
+        <w:t>Driver information (age band, sex, educational level, driving experience)</w:t>
+      </w:r>
+    </w:p>
+    <w:p>
+      <w:r>
+        <w:t>Vehicle details (type, ownership, service year, defect of vehicle)</w:t>
+      </w:r>
+    </w:p>
+    <w:p>
+      <w:r>
+        <w:t>Road information (road surface type, road surface condition, junction type, area, lanes)</w:t>
+      </w:r>
+    </w:p>
+    <w:p>
+      <w:r>
+        <w:t>Environmental conditions (weather, light conditions)</w:t>
+      </w:r>
+    </w:p>
+    <w:p>
+      <w:r>
+        <w:t>Casualty information (casualty class, severity, work of casualty)</w:t>
+      </w:r>
+    </w:p>
+    <w:p>
+      <w:r>
+        <w:t>Accident-related details (number of vehicles, number of casualties, cause of accident)</w:t>
+      </w:r>
+    </w:p>
+    <w:p/>
+    <w:p>
+      <w:r>
+        <w:t>DATA CLEANING:</w:t>
+      </w:r>
+    </w:p>
+    <w:p>
+      <w:r>
+        <w:t>1.Checking duplicates</w:t>
+      </w:r>
+    </w:p>
+    <w:p/>
+    <w:p>
+      <w:r>
+        <w:rPr>
+          <w:noProof/>
+        </w:rPr>
         <w:drawing>
-          <wp:inline distT="0" distB="0" distL="0" distR="0" wp14:anchorId="312A45DD" wp14:editId="5D0F7534">
-            <wp:extent cx="5731510" cy="3844925"/>
-            <wp:effectExtent l="0" t="0" r="2540" b="3175"/>
-            <wp:docPr id="1303237182" name="Picture 1"/>
+          <wp:inline distT="0" distB="0" distL="0" distR="0" wp14:anchorId="45D3B9F5" wp14:editId="043140AF">
+            <wp:extent cx="2934109" cy="514422"/>
+            <wp:effectExtent l="0" t="0" r="0" b="0"/>
+            <wp:docPr id="312362585" name="Picture 2"/>
             <wp:cNvGraphicFramePr>
               <a:graphicFrameLocks xmlns:a="http://schemas.openxmlformats.org/drawingml/2006/main" noChangeAspect="1"/>
             </wp:cNvGraphicFramePr>
@@ -17,11 +101,17 @@
               <a:graphicData uri="http://schemas.openxmlformats.org/drawingml/2006/picture">
                 <pic:pic xmlns:pic="http://schemas.openxmlformats.org/drawingml/2006/picture">
                   <pic:nvPicPr>
-                    <pic:cNvPr id="1303237182" name=""/>
+                    <pic:cNvPr id="312362585" name="Picture 312362585"/>
                     <pic:cNvPicPr/>
                   </pic:nvPicPr>
                   <pic:blipFill>
-                    <a:blip r:embed="rId4"/>
+                    <a:blip r:embed="rId4">
+                      <a:extLst>
+                        <a:ext uri="{28A0092B-C50C-407E-A947-70E740481C1C}">
+                          <a14:useLocalDpi xmlns:a14="http://schemas.microsoft.com/office/drawing/2010/main" val="0"/>
+                        </a:ext>
+                      </a:extLst>
+                    </a:blip>
                     <a:stretch>
                       <a:fillRect/>
                     </a:stretch>
@@ -29,7 +119,7 @@
                   <pic:spPr>
                     <a:xfrm>
                       <a:off x="0" y="0"/>
-                      <a:ext cx="5731510" cy="3844925"/>
+                      <a:ext cx="2934109" cy="514422"/>
                     </a:xfrm>
                     <a:prstGeom prst="rect">
                       <a:avLst/>
@@ -42,35 +132,213 @@
         </w:drawing>
       </w:r>
     </w:p>
+    <w:p>
+      <w:r>
+        <w:t>No duplicate rows were found so no records were removed</w:t>
+      </w:r>
+    </w:p>
     <w:p/>
-    <w:p/>
-    <w:p/>
-    <w:p>
-      <w:pPr>
-        <w:jc w:val="center"/>
-      </w:pPr>
-    </w:p>
-    <w:p>
-      <w:pPr>
-        <w:jc w:val="center"/>
-      </w:pPr>
-    </w:p>
-    <w:p>
-      <w:pPr>
-        <w:jc w:val="center"/>
-      </w:pPr>
-    </w:p>
-    <w:p>
-      <w:pPr>
-        <w:jc w:val="center"/>
-      </w:pPr>
-      <w:r>
+    <w:p>
+      <w:r>
+        <w:t>2.Handled missing values</w:t>
+      </w:r>
+    </w:p>
+    <w:p>
+      <w:proofErr w:type="spellStart"/>
+      <w:r>
+        <w:t>Educational_level</w:t>
+      </w:r>
+      <w:proofErr w:type="spellEnd"/>
+      <w:r>
+        <w:t xml:space="preserve">, </w:t>
+      </w:r>
+      <w:proofErr w:type="spellStart"/>
+      <w:r>
+        <w:t>Vehicle_driver_relation</w:t>
+      </w:r>
+      <w:proofErr w:type="spellEnd"/>
+      <w:r>
+        <w:t xml:space="preserve">, </w:t>
+      </w:r>
+      <w:proofErr w:type="spellStart"/>
+      <w:r>
+        <w:t>Driving_experience</w:t>
+      </w:r>
+      <w:proofErr w:type="spellEnd"/>
+      <w:r>
+        <w:t xml:space="preserve">, </w:t>
+      </w:r>
+      <w:proofErr w:type="spellStart"/>
+      <w:r>
+        <w:t>Type_of_vehicle</w:t>
+      </w:r>
+      <w:proofErr w:type="spellEnd"/>
+      <w:r>
+        <w:t xml:space="preserve">, </w:t>
+      </w:r>
+      <w:proofErr w:type="spellStart"/>
+      <w:r>
+        <w:t>Service_year_of_vehicle</w:t>
+      </w:r>
+      <w:proofErr w:type="spellEnd"/>
+      <w:r>
+        <w:t xml:space="preserve">, </w:t>
+      </w:r>
+      <w:proofErr w:type="spellStart"/>
+      <w:r>
+        <w:t>Area_accident_occured</w:t>
+      </w:r>
+      <w:proofErr w:type="spellEnd"/>
+      <w:r>
+        <w:t xml:space="preserve">, </w:t>
+      </w:r>
+      <w:proofErr w:type="spellStart"/>
+      <w:r>
+        <w:t>Lanes_or_Medians</w:t>
+      </w:r>
+      <w:proofErr w:type="spellEnd"/>
+      <w:r>
+        <w:t xml:space="preserve">, </w:t>
+      </w:r>
+      <w:proofErr w:type="spellStart"/>
+      <w:r>
+        <w:t>Road_allignment</w:t>
+      </w:r>
+      <w:proofErr w:type="spellEnd"/>
+      <w:r>
+        <w:t xml:space="preserve">, </w:t>
+      </w:r>
+      <w:proofErr w:type="spellStart"/>
+      <w:r>
+        <w:t>Types_of_Junction</w:t>
+      </w:r>
+      <w:proofErr w:type="spellEnd"/>
+      <w:r>
+        <w:t xml:space="preserve">, </w:t>
+      </w:r>
+      <w:proofErr w:type="spellStart"/>
+      <w:r>
+        <w:t>Road_surface_type</w:t>
+      </w:r>
+      <w:proofErr w:type="spellEnd"/>
+      <w:r>
+        <w:t xml:space="preserve">, </w:t>
+      </w:r>
+      <w:proofErr w:type="spellStart"/>
+      <w:r>
+        <w:t>Type_of_collision</w:t>
+      </w:r>
+      <w:proofErr w:type="spellEnd"/>
+      <w:r>
+        <w:t>, Vehicle_</w:t>
+      </w:r>
+      <w:proofErr w:type="gramStart"/>
+      <w:r>
+        <w:t>movement,work</w:t>
+      </w:r>
+      <w:proofErr w:type="gramEnd"/>
+      <w:r>
+        <w:t>_of_</w:t>
+      </w:r>
+      <w:proofErr w:type="gramStart"/>
+      <w:r>
+        <w:t>casualty,sex</w:t>
+      </w:r>
+      <w:proofErr w:type="gramEnd"/>
+      <w:r>
+        <w:t>_of_</w:t>
+      </w:r>
+      <w:proofErr w:type="gramStart"/>
+      <w:r>
+        <w:t>casualty,Age</w:t>
+      </w:r>
+      <w:proofErr w:type="gramEnd"/>
+      <w:r>
+        <w:t>_band_of_</w:t>
+      </w:r>
+      <w:proofErr w:type="gramStart"/>
+      <w:r>
+        <w:t>casualty ,</w:t>
+      </w:r>
+      <w:proofErr w:type="spellStart"/>
+      <w:r>
+        <w:t>casualty</w:t>
+      </w:r>
+      <w:proofErr w:type="gramEnd"/>
+      <w:r>
+        <w:t>_class</w:t>
+      </w:r>
+      <w:proofErr w:type="spellEnd"/>
+      <w:r>
+        <w:t>→ Replaced missing values with "Unknown".</w:t>
+      </w:r>
+    </w:p>
+    <w:p>
+      <w:proofErr w:type="spellStart"/>
+      <w:r>
+        <w:t>Owner_of_vehicle</w:t>
+      </w:r>
+      <w:proofErr w:type="spellEnd"/>
+      <w:r>
+        <w:t xml:space="preserve">, </w:t>
+      </w:r>
+      <w:proofErr w:type="spellStart"/>
+      <w:r>
+        <w:t>Fitness_of_casualty</w:t>
+      </w:r>
+      <w:proofErr w:type="spellEnd"/>
+      <w:r>
+        <w:t xml:space="preserve">, and </w:t>
+      </w:r>
+      <w:proofErr w:type="spellStart"/>
+      <w:r>
+        <w:t>Casualty_severity</w:t>
+      </w:r>
+      <w:proofErr w:type="spellEnd"/>
+      <w:r>
+        <w:t xml:space="preserve"> → Filled </w:t>
+      </w:r>
+      <w:proofErr w:type="spellStart"/>
+      <w:r>
+        <w:t>misiing</w:t>
+      </w:r>
+      <w:proofErr w:type="spellEnd"/>
+      <w:r>
+        <w:t xml:space="preserve"> values using the mode.</w:t>
+      </w:r>
+    </w:p>
+    <w:p>
+      <w:r>
+        <w:t xml:space="preserve">Conditional Imputation → </w:t>
+      </w:r>
+      <w:proofErr w:type="spellStart"/>
+      <w:r>
+        <w:t>Defect_of_vehicle</w:t>
+      </w:r>
+      <w:proofErr w:type="spellEnd"/>
+      <w:r>
+        <w:t xml:space="preserve"> filled using </w:t>
+      </w:r>
+      <w:proofErr w:type="spellStart"/>
+      <w:r>
+        <w:t>Service_year_of_vehicle</w:t>
+      </w:r>
+      <w:proofErr w:type="spellEnd"/>
+      <w:r>
+        <w:t xml:space="preserve"> values</w:t>
+      </w:r>
+    </w:p>
+    <w:p>
+      <w:r>
+        <w:rPr>
+          <w:noProof/>
+        </w:rPr>
         <w:lastRenderedPageBreak/>
         <w:drawing>
-          <wp:inline distT="0" distB="0" distL="0" distR="0" wp14:anchorId="4D920D99" wp14:editId="63B1E98A">
-            <wp:extent cx="5731510" cy="5199529"/>
-            <wp:effectExtent l="0" t="0" r="2540" b="1270"/>
-            <wp:docPr id="383650961" name="Picture 1"/>
+          <wp:inline distT="0" distB="0" distL="0" distR="0" wp14:anchorId="38281266" wp14:editId="15D3E704">
+            <wp:extent cx="2753109" cy="4620270"/>
+            <wp:effectExtent l="0" t="0" r="9525" b="8890"/>
+            <wp:docPr id="1548138882" name="Picture 3"/>
             <wp:cNvGraphicFramePr>
               <a:graphicFrameLocks xmlns:a="http://schemas.openxmlformats.org/drawingml/2006/main" noChangeAspect="1"/>
             </wp:cNvGraphicFramePr>
@@ -78,11 +346,17 @@
               <a:graphicData uri="http://schemas.openxmlformats.org/drawingml/2006/picture">
                 <pic:pic xmlns:pic="http://schemas.openxmlformats.org/drawingml/2006/picture">
                   <pic:nvPicPr>
-                    <pic:cNvPr id="383650961" name=""/>
+                    <pic:cNvPr id="1548138882" name="Picture 1548138882"/>
                     <pic:cNvPicPr/>
                   </pic:nvPicPr>
                   <pic:blipFill>
-                    <a:blip r:embed="rId5"/>
+                    <a:blip r:embed="rId5">
+                      <a:extLst>
+                        <a:ext uri="{28A0092B-C50C-407E-A947-70E740481C1C}">
+                          <a14:useLocalDpi xmlns:a14="http://schemas.microsoft.com/office/drawing/2010/main" val="0"/>
+                        </a:ext>
+                      </a:extLst>
+                    </a:blip>
                     <a:stretch>
                       <a:fillRect/>
                     </a:stretch>
@@ -90,7 +364,7 @@
                   <pic:spPr>
                     <a:xfrm>
                       <a:off x="0" y="0"/>
-                      <a:ext cx="5738188" cy="5205587"/>
+                      <a:ext cx="2753109" cy="4620270"/>
                     </a:xfrm>
                     <a:prstGeom prst="rect">
                       <a:avLst/>
@@ -103,37 +377,18 @@
         </w:drawing>
       </w:r>
     </w:p>
-    <w:p>
-      <w:pPr>
-        <w:jc w:val="center"/>
-      </w:pPr>
-    </w:p>
-    <w:p>
-      <w:pPr>
-        <w:jc w:val="center"/>
-      </w:pPr>
-    </w:p>
-    <w:p>
-      <w:pPr>
-        <w:jc w:val="center"/>
-      </w:pPr>
-    </w:p>
-    <w:p>
-      <w:pPr>
-        <w:jc w:val="center"/>
-      </w:pPr>
-    </w:p>
-    <w:p>
-      <w:pPr>
-        <w:jc w:val="center"/>
-      </w:pPr>
+    <w:p/>
+    <w:p/>
+    <w:p/>
+    <w:p/>
+    <w:p>
       <w:r>
         <w:lastRenderedPageBreak/>
         <w:drawing>
-          <wp:inline distT="0" distB="0" distL="0" distR="0" wp14:anchorId="07C42142" wp14:editId="2D0FD596">
-            <wp:extent cx="5731510" cy="3604895"/>
-            <wp:effectExtent l="0" t="0" r="2540" b="0"/>
-            <wp:docPr id="1538822163" name="Picture 1"/>
+          <wp:inline distT="0" distB="0" distL="0" distR="0" wp14:anchorId="5D400B3F" wp14:editId="7CFC5BB5">
+            <wp:extent cx="2172003" cy="4553585"/>
+            <wp:effectExtent l="0" t="0" r="0" b="0"/>
+            <wp:docPr id="960866596" name="Picture 1"/>
             <wp:cNvGraphicFramePr>
               <a:graphicFrameLocks xmlns:a="http://schemas.openxmlformats.org/drawingml/2006/main" noChangeAspect="1"/>
             </wp:cNvGraphicFramePr>
@@ -141,7 +396,7 @@
               <a:graphicData uri="http://schemas.openxmlformats.org/drawingml/2006/picture">
                 <pic:pic xmlns:pic="http://schemas.openxmlformats.org/drawingml/2006/picture">
                   <pic:nvPicPr>
-                    <pic:cNvPr id="1538822163" name=""/>
+                    <pic:cNvPr id="960866596" name=""/>
                     <pic:cNvPicPr/>
                   </pic:nvPicPr>
                   <pic:blipFill>
@@ -153,80 +408,7 @@
                   <pic:spPr>
                     <a:xfrm>
                       <a:off x="0" y="0"/>
-                      <a:ext cx="5731510" cy="3604895"/>
-                    </a:xfrm>
-                    <a:prstGeom prst="rect">
-                      <a:avLst/>
-                    </a:prstGeom>
-                  </pic:spPr>
-                </pic:pic>
-              </a:graphicData>
-            </a:graphic>
-          </wp:inline>
-        </w:drawing>
-      </w:r>
-    </w:p>
-    <w:p>
-      <w:pPr>
-        <w:jc w:val="center"/>
-      </w:pPr>
-    </w:p>
-    <w:p>
-      <w:pPr>
-        <w:jc w:val="center"/>
-      </w:pPr>
-    </w:p>
-    <w:p>
-      <w:pPr>
-        <w:jc w:val="center"/>
-      </w:pPr>
-    </w:p>
-    <w:p>
-      <w:pPr>
-        <w:jc w:val="center"/>
-      </w:pPr>
-    </w:p>
-    <w:p>
-      <w:pPr>
-        <w:jc w:val="center"/>
-      </w:pPr>
-    </w:p>
-    <w:p>
-      <w:pPr>
-        <w:jc w:val="center"/>
-      </w:pPr>
-    </w:p>
-    <w:p>
-      <w:pPr>
-        <w:jc w:val="center"/>
-      </w:pPr>
-      <w:r>
-        <w:lastRenderedPageBreak/>
-        <w:drawing>
-          <wp:inline distT="0" distB="0" distL="0" distR="0" wp14:anchorId="6C5464F3" wp14:editId="1445D454">
-            <wp:extent cx="6292283" cy="4124213"/>
-            <wp:effectExtent l="0" t="0" r="0" b="0"/>
-            <wp:docPr id="137921193" name="Picture 1"/>
-            <wp:cNvGraphicFramePr>
-              <a:graphicFrameLocks xmlns:a="http://schemas.openxmlformats.org/drawingml/2006/main" noChangeAspect="1"/>
-            </wp:cNvGraphicFramePr>
-            <a:graphic xmlns:a="http://schemas.openxmlformats.org/drawingml/2006/main">
-              <a:graphicData uri="http://schemas.openxmlformats.org/drawingml/2006/picture">
-                <pic:pic xmlns:pic="http://schemas.openxmlformats.org/drawingml/2006/picture">
-                  <pic:nvPicPr>
-                    <pic:cNvPr id="137921193" name=""/>
-                    <pic:cNvPicPr/>
-                  </pic:nvPicPr>
-                  <pic:blipFill>
-                    <a:blip r:embed="rId7"/>
-                    <a:stretch>
-                      <a:fillRect/>
-                    </a:stretch>
-                  </pic:blipFill>
-                  <pic:spPr>
-                    <a:xfrm>
-                      <a:off x="0" y="0"/>
-                      <a:ext cx="6299703" cy="4129077"/>
+                      <a:ext cx="2172003" cy="4553585"/>
                     </a:xfrm>
                     <a:prstGeom prst="rect">
                       <a:avLst/>
@@ -255,11 +437,9 @@
     <w:rPrDefault>
       <w:rPr>
         <w:rFonts w:asciiTheme="minorHAnsi" w:eastAsiaTheme="minorHAnsi" w:hAnsiTheme="minorHAnsi" w:cstheme="minorBidi"/>
-        <w:kern w:val="2"/>
         <w:sz w:val="22"/>
         <w:szCs w:val="22"/>
         <w:lang w:val="en-IN" w:eastAsia="en-US" w:bidi="ar-SA"/>
-        <w14:ligatures w14:val="standardContextual"/>
       </w:rPr>
     </w:rPrDefault>
     <w:pPrDefault>
@@ -657,7 +837,7 @@
     <w:link w:val="Heading1Char"/>
     <w:uiPriority w:val="9"/>
     <w:qFormat/>
-    <w:rsid w:val="00E57112"/>
+    <w:rsid w:val="00D55318"/>
     <w:pPr>
       <w:keepNext/>
       <w:keepLines/>
@@ -666,7 +846,7 @@
     </w:pPr>
     <w:rPr>
       <w:rFonts w:asciiTheme="majorHAnsi" w:eastAsiaTheme="majorEastAsia" w:hAnsiTheme="majorHAnsi" w:cstheme="majorBidi"/>
-      <w:color w:val="2F5496" w:themeColor="accent1" w:themeShade="BF"/>
+      <w:color w:val="0F4761" w:themeColor="accent1" w:themeShade="BF"/>
       <w:sz w:val="40"/>
       <w:szCs w:val="40"/>
     </w:rPr>
@@ -680,7 +860,7 @@
     <w:semiHidden/>
     <w:unhideWhenUsed/>
     <w:qFormat/>
-    <w:rsid w:val="00E57112"/>
+    <w:rsid w:val="00D55318"/>
     <w:pPr>
       <w:keepNext/>
       <w:keepLines/>
@@ -689,7 +869,7 @@
     </w:pPr>
     <w:rPr>
       <w:rFonts w:asciiTheme="majorHAnsi" w:eastAsiaTheme="majorEastAsia" w:hAnsiTheme="majorHAnsi" w:cstheme="majorBidi"/>
-      <w:color w:val="2F5496" w:themeColor="accent1" w:themeShade="BF"/>
+      <w:color w:val="0F4761" w:themeColor="accent1" w:themeShade="BF"/>
       <w:sz w:val="32"/>
       <w:szCs w:val="32"/>
     </w:rPr>
@@ -703,7 +883,7 @@
     <w:semiHidden/>
     <w:unhideWhenUsed/>
     <w:qFormat/>
-    <w:rsid w:val="00E57112"/>
+    <w:rsid w:val="00D55318"/>
     <w:pPr>
       <w:keepNext/>
       <w:keepLines/>
@@ -712,7 +892,7 @@
     </w:pPr>
     <w:rPr>
       <w:rFonts w:eastAsiaTheme="majorEastAsia" w:cstheme="majorBidi"/>
-      <w:color w:val="2F5496" w:themeColor="accent1" w:themeShade="BF"/>
+      <w:color w:val="0F4761" w:themeColor="accent1" w:themeShade="BF"/>
       <w:sz w:val="28"/>
       <w:szCs w:val="28"/>
     </w:rPr>
@@ -726,7 +906,7 @@
     <w:semiHidden/>
     <w:unhideWhenUsed/>
     <w:qFormat/>
-    <w:rsid w:val="00E57112"/>
+    <w:rsid w:val="00D55318"/>
     <w:pPr>
       <w:keepNext/>
       <w:keepLines/>
@@ -737,7 +917,7 @@
       <w:rFonts w:eastAsiaTheme="majorEastAsia" w:cstheme="majorBidi"/>
       <w:i/>
       <w:iCs/>
-      <w:color w:val="2F5496" w:themeColor="accent1" w:themeShade="BF"/>
+      <w:color w:val="0F4761" w:themeColor="accent1" w:themeShade="BF"/>
     </w:rPr>
   </w:style>
   <w:style w:type="paragraph" w:styleId="Heading5">
@@ -749,7 +929,7 @@
     <w:semiHidden/>
     <w:unhideWhenUsed/>
     <w:qFormat/>
-    <w:rsid w:val="00E57112"/>
+    <w:rsid w:val="00D55318"/>
     <w:pPr>
       <w:keepNext/>
       <w:keepLines/>
@@ -758,7 +938,7 @@
     </w:pPr>
     <w:rPr>
       <w:rFonts w:eastAsiaTheme="majorEastAsia" w:cstheme="majorBidi"/>
-      <w:color w:val="2F5496" w:themeColor="accent1" w:themeShade="BF"/>
+      <w:color w:val="0F4761" w:themeColor="accent1" w:themeShade="BF"/>
     </w:rPr>
   </w:style>
   <w:style w:type="paragraph" w:styleId="Heading6">
@@ -770,7 +950,7 @@
     <w:semiHidden/>
     <w:unhideWhenUsed/>
     <w:qFormat/>
-    <w:rsid w:val="00E57112"/>
+    <w:rsid w:val="00D55318"/>
     <w:pPr>
       <w:keepNext/>
       <w:keepLines/>
@@ -793,7 +973,7 @@
     <w:semiHidden/>
     <w:unhideWhenUsed/>
     <w:qFormat/>
-    <w:rsid w:val="00E57112"/>
+    <w:rsid w:val="00D55318"/>
     <w:pPr>
       <w:keepNext/>
       <w:keepLines/>
@@ -814,7 +994,7 @@
     <w:semiHidden/>
     <w:unhideWhenUsed/>
     <w:qFormat/>
-    <w:rsid w:val="00E57112"/>
+    <w:rsid w:val="00D55318"/>
     <w:pPr>
       <w:keepNext/>
       <w:keepLines/>
@@ -837,7 +1017,7 @@
     <w:semiHidden/>
     <w:unhideWhenUsed/>
     <w:qFormat/>
-    <w:rsid w:val="00E57112"/>
+    <w:rsid w:val="00D55318"/>
     <w:pPr>
       <w:keepNext/>
       <w:keepLines/>
@@ -852,7 +1032,6 @@
   <w:style w:type="character" w:default="1" w:styleId="DefaultParagraphFont">
     <w:name w:val="Default Paragraph Font"/>
     <w:uiPriority w:val="1"/>
-    <w:semiHidden/>
     <w:unhideWhenUsed/>
   </w:style>
   <w:style w:type="table" w:default="1" w:styleId="TableNormal">
@@ -881,10 +1060,10 @@
     <w:basedOn w:val="DefaultParagraphFont"/>
     <w:link w:val="Heading1"/>
     <w:uiPriority w:val="9"/>
-    <w:rsid w:val="00E57112"/>
+    <w:rsid w:val="00D55318"/>
     <w:rPr>
       <w:rFonts w:asciiTheme="majorHAnsi" w:eastAsiaTheme="majorEastAsia" w:hAnsiTheme="majorHAnsi" w:cstheme="majorBidi"/>
-      <w:color w:val="2F5496" w:themeColor="accent1" w:themeShade="BF"/>
+      <w:color w:val="0F4761" w:themeColor="accent1" w:themeShade="BF"/>
       <w:sz w:val="40"/>
       <w:szCs w:val="40"/>
     </w:rPr>
@@ -895,10 +1074,10 @@
     <w:link w:val="Heading2"/>
     <w:uiPriority w:val="9"/>
     <w:semiHidden/>
-    <w:rsid w:val="00E57112"/>
+    <w:rsid w:val="00D55318"/>
     <w:rPr>
       <w:rFonts w:asciiTheme="majorHAnsi" w:eastAsiaTheme="majorEastAsia" w:hAnsiTheme="majorHAnsi" w:cstheme="majorBidi"/>
-      <w:color w:val="2F5496" w:themeColor="accent1" w:themeShade="BF"/>
+      <w:color w:val="0F4761" w:themeColor="accent1" w:themeShade="BF"/>
       <w:sz w:val="32"/>
       <w:szCs w:val="32"/>
     </w:rPr>
@@ -909,10 +1088,10 @@
     <w:link w:val="Heading3"/>
     <w:uiPriority w:val="9"/>
     <w:semiHidden/>
-    <w:rsid w:val="00E57112"/>
+    <w:rsid w:val="00D55318"/>
     <w:rPr>
       <w:rFonts w:eastAsiaTheme="majorEastAsia" w:cstheme="majorBidi"/>
-      <w:color w:val="2F5496" w:themeColor="accent1" w:themeShade="BF"/>
+      <w:color w:val="0F4761" w:themeColor="accent1" w:themeShade="BF"/>
       <w:sz w:val="28"/>
       <w:szCs w:val="28"/>
     </w:rPr>
@@ -923,12 +1102,12 @@
     <w:link w:val="Heading4"/>
     <w:uiPriority w:val="9"/>
     <w:semiHidden/>
-    <w:rsid w:val="00E57112"/>
+    <w:rsid w:val="00D55318"/>
     <w:rPr>
       <w:rFonts w:eastAsiaTheme="majorEastAsia" w:cstheme="majorBidi"/>
       <w:i/>
       <w:iCs/>
-      <w:color w:val="2F5496" w:themeColor="accent1" w:themeShade="BF"/>
+      <w:color w:val="0F4761" w:themeColor="accent1" w:themeShade="BF"/>
     </w:rPr>
   </w:style>
   <w:style w:type="character" w:customStyle="1" w:styleId="Heading5Char">
@@ -937,10 +1116,10 @@
     <w:link w:val="Heading5"/>
     <w:uiPriority w:val="9"/>
     <w:semiHidden/>
-    <w:rsid w:val="00E57112"/>
+    <w:rsid w:val="00D55318"/>
     <w:rPr>
       <w:rFonts w:eastAsiaTheme="majorEastAsia" w:cstheme="majorBidi"/>
-      <w:color w:val="2F5496" w:themeColor="accent1" w:themeShade="BF"/>
+      <w:color w:val="0F4761" w:themeColor="accent1" w:themeShade="BF"/>
     </w:rPr>
   </w:style>
   <w:style w:type="character" w:customStyle="1" w:styleId="Heading6Char">
@@ -949,7 +1128,7 @@
     <w:link w:val="Heading6"/>
     <w:uiPriority w:val="9"/>
     <w:semiHidden/>
-    <w:rsid w:val="00E57112"/>
+    <w:rsid w:val="00D55318"/>
     <w:rPr>
       <w:rFonts w:eastAsiaTheme="majorEastAsia" w:cstheme="majorBidi"/>
       <w:i/>
@@ -963,7 +1142,7 @@
     <w:link w:val="Heading7"/>
     <w:uiPriority w:val="9"/>
     <w:semiHidden/>
-    <w:rsid w:val="00E57112"/>
+    <w:rsid w:val="00D55318"/>
     <w:rPr>
       <w:rFonts w:eastAsiaTheme="majorEastAsia" w:cstheme="majorBidi"/>
       <w:color w:val="595959" w:themeColor="text1" w:themeTint="A6"/>
@@ -975,7 +1154,7 @@
     <w:link w:val="Heading8"/>
     <w:uiPriority w:val="9"/>
     <w:semiHidden/>
-    <w:rsid w:val="00E57112"/>
+    <w:rsid w:val="00D55318"/>
     <w:rPr>
       <w:rFonts w:eastAsiaTheme="majorEastAsia" w:cstheme="majorBidi"/>
       <w:i/>
@@ -989,7 +1168,7 @@
     <w:link w:val="Heading9"/>
     <w:uiPriority w:val="9"/>
     <w:semiHidden/>
-    <w:rsid w:val="00E57112"/>
+    <w:rsid w:val="00D55318"/>
     <w:rPr>
       <w:rFonts w:eastAsiaTheme="majorEastAsia" w:cstheme="majorBidi"/>
       <w:color w:val="272727" w:themeColor="text1" w:themeTint="D8"/>
@@ -1002,7 +1181,7 @@
     <w:link w:val="TitleChar"/>
     <w:uiPriority w:val="10"/>
     <w:qFormat/>
-    <w:rsid w:val="00E57112"/>
+    <w:rsid w:val="00D55318"/>
     <w:pPr>
       <w:spacing w:after="80" w:line="240" w:lineRule="auto"/>
       <w:contextualSpacing/>
@@ -1020,7 +1199,7 @@
     <w:basedOn w:val="DefaultParagraphFont"/>
     <w:link w:val="Title"/>
     <w:uiPriority w:val="10"/>
-    <w:rsid w:val="00E57112"/>
+    <w:rsid w:val="00D55318"/>
     <w:rPr>
       <w:rFonts w:asciiTheme="majorHAnsi" w:eastAsiaTheme="majorEastAsia" w:hAnsiTheme="majorHAnsi" w:cstheme="majorBidi"/>
       <w:spacing w:val="-10"/>
@@ -1036,7 +1215,7 @@
     <w:link w:val="SubtitleChar"/>
     <w:uiPriority w:val="11"/>
     <w:qFormat/>
-    <w:rsid w:val="00E57112"/>
+    <w:rsid w:val="00D55318"/>
     <w:pPr>
       <w:numPr>
         <w:ilvl w:val="1"/>
@@ -1055,7 +1234,7 @@
     <w:basedOn w:val="DefaultParagraphFont"/>
     <w:link w:val="Subtitle"/>
     <w:uiPriority w:val="11"/>
-    <w:rsid w:val="00E57112"/>
+    <w:rsid w:val="00D55318"/>
     <w:rPr>
       <w:rFonts w:eastAsiaTheme="majorEastAsia" w:cstheme="majorBidi"/>
       <w:color w:val="595959" w:themeColor="text1" w:themeTint="A6"/>
@@ -1071,7 +1250,7 @@
     <w:link w:val="QuoteChar"/>
     <w:uiPriority w:val="29"/>
     <w:qFormat/>
-    <w:rsid w:val="00E57112"/>
+    <w:rsid w:val="00D55318"/>
     <w:pPr>
       <w:spacing w:before="160"/>
       <w:jc w:val="center"/>
@@ -1087,7 +1266,7 @@
     <w:basedOn w:val="DefaultParagraphFont"/>
     <w:link w:val="Quote"/>
     <w:uiPriority w:val="29"/>
-    <w:rsid w:val="00E57112"/>
+    <w:rsid w:val="00D55318"/>
     <w:rPr>
       <w:i/>
       <w:iCs/>
@@ -1099,7 +1278,7 @@
     <w:basedOn w:val="Normal"/>
     <w:uiPriority w:val="34"/>
     <w:qFormat/>
-    <w:rsid w:val="00E57112"/>
+    <w:rsid w:val="00D55318"/>
     <w:pPr>
       <w:ind w:left="720"/>
       <w:contextualSpacing/>
@@ -1110,11 +1289,11 @@
     <w:basedOn w:val="DefaultParagraphFont"/>
     <w:uiPriority w:val="21"/>
     <w:qFormat/>
-    <w:rsid w:val="00E57112"/>
+    <w:rsid w:val="00D55318"/>
     <w:rPr>
       <w:i/>
       <w:iCs/>
-      <w:color w:val="2F5496" w:themeColor="accent1" w:themeShade="BF"/>
+      <w:color w:val="0F4761" w:themeColor="accent1" w:themeShade="BF"/>
     </w:rPr>
   </w:style>
   <w:style w:type="paragraph" w:styleId="IntenseQuote">
@@ -1124,11 +1303,11 @@
     <w:link w:val="IntenseQuoteChar"/>
     <w:uiPriority w:val="30"/>
     <w:qFormat/>
-    <w:rsid w:val="00E57112"/>
+    <w:rsid w:val="00D55318"/>
     <w:pPr>
       <w:pBdr>
-        <w:top w:val="single" w:sz="4" w:space="10" w:color="2F5496" w:themeColor="accent1" w:themeShade="BF"/>
-        <w:bottom w:val="single" w:sz="4" w:space="10" w:color="2F5496" w:themeColor="accent1" w:themeShade="BF"/>
+        <w:top w:val="single" w:sz="4" w:space="10" w:color="0F4761" w:themeColor="accent1" w:themeShade="BF"/>
+        <w:bottom w:val="single" w:sz="4" w:space="10" w:color="0F4761" w:themeColor="accent1" w:themeShade="BF"/>
       </w:pBdr>
       <w:spacing w:before="360" w:after="360"/>
       <w:ind w:left="864" w:right="864"/>
@@ -1137,7 +1316,7 @@
     <w:rPr>
       <w:i/>
       <w:iCs/>
-      <w:color w:val="2F5496" w:themeColor="accent1" w:themeShade="BF"/>
+      <w:color w:val="0F4761" w:themeColor="accent1" w:themeShade="BF"/>
     </w:rPr>
   </w:style>
   <w:style w:type="character" w:customStyle="1" w:styleId="IntenseQuoteChar">
@@ -1145,11 +1324,11 @@
     <w:basedOn w:val="DefaultParagraphFont"/>
     <w:link w:val="IntenseQuote"/>
     <w:uiPriority w:val="30"/>
-    <w:rsid w:val="00E57112"/>
+    <w:rsid w:val="00D55318"/>
     <w:rPr>
       <w:i/>
       <w:iCs/>
-      <w:color w:val="2F5496" w:themeColor="accent1" w:themeShade="BF"/>
+      <w:color w:val="0F4761" w:themeColor="accent1" w:themeShade="BF"/>
     </w:rPr>
   </w:style>
   <w:style w:type="character" w:styleId="IntenseReference">
@@ -1157,12 +1336,12 @@
     <w:basedOn w:val="DefaultParagraphFont"/>
     <w:uiPriority w:val="32"/>
     <w:qFormat/>
-    <w:rsid w:val="00E57112"/>
+    <w:rsid w:val="00D55318"/>
     <w:rPr>
       <w:b/>
       <w:bCs/>
       <w:smallCaps/>
-      <w:color w:val="2F5496" w:themeColor="accent1" w:themeShade="BF"/>
+      <w:color w:val="0F4761" w:themeColor="accent1" w:themeShade="BF"/>
       <w:spacing w:val="5"/>
     </w:rPr>
   </w:style>
@@ -1180,39 +1359,39 @@
         <a:sysClr val="window" lastClr="FFFFFF"/>
       </a:lt1>
       <a:dk2>
-        <a:srgbClr val="44546A"/>
+        <a:srgbClr val="0E2841"/>
       </a:dk2>
       <a:lt2>
-        <a:srgbClr val="E7E6E6"/>
+        <a:srgbClr val="E8E8E8"/>
       </a:lt2>
       <a:accent1>
-        <a:srgbClr val="4472C4"/>
+        <a:srgbClr val="156082"/>
       </a:accent1>
       <a:accent2>
-        <a:srgbClr val="ED7D31"/>
+        <a:srgbClr val="E97132"/>
       </a:accent2>
       <a:accent3>
-        <a:srgbClr val="A5A5A5"/>
+        <a:srgbClr val="196B24"/>
       </a:accent3>
       <a:accent4>
-        <a:srgbClr val="FFC000"/>
+        <a:srgbClr val="0F9ED5"/>
       </a:accent4>
       <a:accent5>
-        <a:srgbClr val="5B9BD5"/>
+        <a:srgbClr val="A02B93"/>
       </a:accent5>
       <a:accent6>
-        <a:srgbClr val="70AD47"/>
+        <a:srgbClr val="4EA72E"/>
       </a:accent6>
       <a:hlink>
-        <a:srgbClr val="0563C1"/>
+        <a:srgbClr val="467886"/>
       </a:hlink>
       <a:folHlink>
-        <a:srgbClr val="954F72"/>
+        <a:srgbClr val="96607D"/>
       </a:folHlink>
     </a:clrScheme>
     <a:fontScheme name="Office">
       <a:majorFont>
-        <a:latin typeface="Calibri Light" panose="020F0302020204030204"/>
+        <a:latin typeface="Aptos Display" panose="02110004020202020204"/>
         <a:ea typeface=""/>
         <a:cs typeface=""/>
         <a:font script="Jpan" typeface="游ゴシック Light"/>
@@ -1264,7 +1443,7 @@
         <a:font script="Tfng" typeface="Ebrima"/>
       </a:majorFont>
       <a:minorFont>
-        <a:latin typeface="Calibri" panose="020F0502020204030204"/>
+        <a:latin typeface="Aptos" panose="02110004020202020204"/>
         <a:ea typeface=""/>
         <a:cs typeface=""/>
         <a:font script="Jpan" typeface="游ゴシック"/>
